--- a/Algorithm/허프만 압축 알고리즘 정리.docx
+++ b/Algorithm/허프만 압축 알고리즘 정리.docx
@@ -3,6 +3,121 @@
 <w:document xmlns:wpc="http://schemas.microsoft.com/office/word/2010/wordprocessingCanvas" xmlns:cx="http://schemas.microsoft.com/office/drawing/2014/chartex" xmlns:cx1="http://schemas.microsoft.com/office/drawing/2015/9/8/chartex" xmlns:cx2="http://schemas.microsoft.com/office/drawing/2015/10/21/chartex" xmlns:cx3="http://schemas.microsoft.com/office/drawing/2016/5/9/chartex" xmlns:cx4="http://schemas.microsoft.com/office/drawing/2016/5/10/chartex" xmlns:cx5="http://schemas.microsoft.com/office/drawing/2016/5/11/chartex" xmlns:cx6="http://schemas.microsoft.com/office/drawing/2016/5/12/chartex" xmlns:cx7="http://schemas.microsoft.com/office/drawing/2016/5/13/chartex" xmlns:cx8="http://schemas.microsoft.com/office/drawing/2016/5/14/chartex" xmlns:mc="http://schemas.openxmlformats.org/markup-compatibility/2006" xmlns:aink="http://schemas.microsoft.com/office/drawing/2016/ink" xmlns:am3d="http://schemas.microsoft.com/office/drawing/2017/model3d" xmlns:o="urn:schemas-microsoft-com:office:office" xmlns:oel="http://schemas.microsoft.com/office/2019/extlst" xmlns:r="http://schemas.openxmlformats.org/officeDocument/2006/relationships" xmlns:m="http://schemas.openxmlformats.org/officeDocument/2006/math" xmlns:v="urn:schemas-microsoft-com:vml" xmlns:wp14="http://schemas.microsoft.com/office/word/2010/wordprocessingDrawing" xmlns:wp="http://schemas.openxmlformats.org/drawingml/2006/wordprocessingDrawing" xmlns:w10="urn:schemas-microsoft-com:office:word" xmlns:w="http://schemas.openxmlformats.org/wordprocessingml/2006/main" xmlns:w14="http://schemas.microsoft.com/office/word/2010/wordml" xmlns:w15="http://schemas.microsoft.com/office/word/2012/wordml" xmlns:w16cex="http://schemas.microsoft.com/office/word/2018/wordml/cex" xmlns:w16cid="http://schemas.microsoft.com/office/word/2016/wordml/cid" xmlns:w16="http://schemas.microsoft.com/office/word/2018/wordml" xmlns:w16du="http://schemas.microsoft.com/office/word/2023/wordml/word16du" xmlns:w16sdtdh="http://schemas.microsoft.com/office/word/2020/wordml/sdtdatahash" xmlns:w16sdtfl="http://schemas.microsoft.com/office/word/2024/wordml/sdtformatlock" xmlns:w16se="http://schemas.microsoft.com/office/word/2015/wordml/symex" xmlns:wpg="http://schemas.microsoft.com/office/word/2010/wordprocessingGroup" xmlns:wpi="http://schemas.microsoft.com/office/word/2010/wordprocessingInk" xmlns:wne="http://schemas.microsoft.com/office/word/2006/wordml" xmlns:wps="http://schemas.microsoft.com/office/word/2010/wordprocessingShape" mc:Ignorable="w14 w15 w16se w16cid w16 w16cex w16sdtdh w16sdtfl w16du wp14">
   <w:body>
     <w:p>
+      <w:pPr>
+        <w:rPr>
+          <w:rFonts w:hint="eastAsia"/>
+        </w:rPr>
+      </w:pPr>
+      <w:r>
+        <w:rPr>
+          <w:rFonts w:hint="eastAsia"/>
+        </w:rPr>
+        <w:t>정리</w:t>
+      </w:r>
+    </w:p>
+    <w:p>
+      <w:pPr>
+        <w:rPr>
+          <w:rFonts w:hint="eastAsia"/>
+        </w:rPr>
+      </w:pPr>
+      <w:proofErr w:type="spellStart"/>
+      <w:r>
+        <w:t>허프만</w:t>
+      </w:r>
+      <w:proofErr w:type="spellEnd"/>
+      <w:r>
+        <w:t xml:space="preserve"> 압축 알고리즘은 입력 파일의 문자 빈도 수를 가지고 최소 </w:t>
+      </w:r>
+      <w:proofErr w:type="spellStart"/>
+      <w:r>
+        <w:t>힙과</w:t>
+      </w:r>
+      <w:proofErr w:type="spellEnd"/>
+      <w:r>
+        <w:t xml:space="preserve"> </w:t>
+      </w:r>
+      <w:proofErr w:type="spellStart"/>
+      <w:r>
+        <w:t>허프만</w:t>
+      </w:r>
+      <w:proofErr w:type="spellEnd"/>
+      <w:r>
+        <w:t xml:space="preserve"> 코드의 방식을 사용하여 파일을 압축하는 과정이다. 기존의 문자를 이진수로 압축하는 방식이 아닌 Prefix Code 전치코드를 사용하여 압축한다. Prefix </w:t>
+      </w:r>
+      <w:proofErr w:type="gramStart"/>
+      <w:r>
+        <w:t>Code 를</w:t>
+      </w:r>
+      <w:proofErr w:type="gramEnd"/>
+      <w:r>
+        <w:t xml:space="preserve"> 만드는 과정, algorithm은 1) 문자열의 문자 별 빈도를 계산. 2) 최소 </w:t>
+      </w:r>
+      <w:proofErr w:type="spellStart"/>
+      <w:r>
+        <w:t>힙을</w:t>
+      </w:r>
+      <w:proofErr w:type="spellEnd"/>
+      <w:r>
+        <w:t xml:space="preserve"> 구성. 3) </w:t>
+      </w:r>
+      <w:proofErr w:type="spellStart"/>
+      <w:r>
+        <w:t>허프만</w:t>
+      </w:r>
+      <w:proofErr w:type="spellEnd"/>
+      <w:r>
+        <w:t xml:space="preserve"> 트리를 구성. 4) 트리에서 좌측 branch: 0 우측 branch: 1 로 해당 문자의 이진코드 할당. </w:t>
+      </w:r>
+      <w:proofErr w:type="spellStart"/>
+      <w:r>
+        <w:t>으로</w:t>
+      </w:r>
+      <w:proofErr w:type="spellEnd"/>
+      <w:r>
+        <w:t xml:space="preserve"> 구성되어 있다. </w:t>
+      </w:r>
+      <w:proofErr w:type="spellStart"/>
+      <w:r>
+        <w:t>허프만</w:t>
+      </w:r>
+      <w:proofErr w:type="spellEnd"/>
+      <w:r>
+        <w:t xml:space="preserve"> 압축을 </w:t>
+      </w:r>
+      <w:proofErr w:type="spellStart"/>
+      <w:r>
+        <w:t>사용하게되면</w:t>
+      </w:r>
+      <w:proofErr w:type="spellEnd"/>
+      <w:r>
+        <w:t xml:space="preserve"> 기존 압축에 비해 가변적으로 </w:t>
+      </w:r>
+      <w:proofErr w:type="gramStart"/>
+      <w:r>
+        <w:t>최적화 되어</w:t>
+      </w:r>
+      <w:proofErr w:type="gramEnd"/>
+      <w:r>
+        <w:t xml:space="preserve"> 데이터 </w:t>
+      </w:r>
+      <w:proofErr w:type="spellStart"/>
+      <w:r>
+        <w:t>손실없이</w:t>
+      </w:r>
+      <w:proofErr w:type="spellEnd"/>
+      <w:r>
+        <w:t xml:space="preserve"> 압축이 가능하다.</w:t>
+      </w:r>
+    </w:p>
+    <w:p>
+      <w:pPr>
+        <w:rPr>
+          <w:color w:val="FF0000"/>
+        </w:rPr>
+      </w:pPr>
+    </w:p>
+    <w:p>
       <w:proofErr w:type="spellStart"/>
       <w:r>
         <w:rPr>
@@ -96,6 +211,9 @@
         <w:ind w:left="800"/>
       </w:pPr>
       <w:r>
+        <w:rPr>
+          <w:noProof/>
+        </w:rPr>
         <w:drawing>
           <wp:inline distT="0" distB="0" distL="0" distR="0" wp14:anchorId="12AFCDD3" wp14:editId="643930D5">
             <wp:extent cx="3368351" cy="2485927"/>
@@ -112,7 +230,7 @@
                     <pic:cNvPicPr/>
                   </pic:nvPicPr>
                   <pic:blipFill>
-                    <a:blip r:embed="rId5"/>
+                    <a:blip r:embed="rId7"/>
                     <a:stretch>
                       <a:fillRect/>
                     </a:stretch>
@@ -212,9 +330,6 @@
           <w:ilvl w:val="0"/>
           <w:numId w:val="3"/>
         </w:numPr>
-        <w:rPr>
-          <w:rFonts w:hint="eastAsia"/>
-        </w:rPr>
       </w:pPr>
       <w:r>
         <w:rPr>
@@ -239,6 +354,9 @@
     </w:p>
     <w:p>
       <w:r>
+        <w:rPr>
+          <w:noProof/>
+        </w:rPr>
         <w:drawing>
           <wp:inline distT="0" distB="0" distL="0" distR="0" wp14:anchorId="27DCBF71" wp14:editId="229BC04C">
             <wp:extent cx="3323176" cy="1964094"/>
@@ -255,7 +373,7 @@
                     <pic:cNvPicPr/>
                   </pic:nvPicPr>
                   <pic:blipFill rotWithShape="1">
-                    <a:blip r:embed="rId6"/>
+                    <a:blip r:embed="rId8"/>
                     <a:srcRect l="2599"/>
                     <a:stretch/>
                   </pic:blipFill>
@@ -283,13 +401,7 @@
         </w:drawing>
       </w:r>
     </w:p>
-    <w:p>
-      <w:pPr>
-        <w:rPr>
-          <w:rFonts w:hint="eastAsia"/>
-        </w:rPr>
-      </w:pPr>
-    </w:p>
+    <w:p/>
     <w:p/>
     <w:p>
       <w:pPr>
@@ -392,7 +504,6 @@
     <w:p>
       <w:pPr>
         <w:rPr>
-          <w:rFonts w:hint="eastAsia"/>
           <w:color w:val="0070C0"/>
         </w:rPr>
       </w:pPr>
@@ -432,11 +543,6 @@
       </w:r>
     </w:p>
     <w:p>
-      <w:pPr>
-        <w:rPr>
-          <w:rFonts w:hint="eastAsia"/>
-        </w:rPr>
-      </w:pPr>
       <w:r>
         <w:rPr>
           <w:rFonts w:hint="eastAsia"/>
@@ -471,7 +577,6 @@
         <w:rPr>
           <w:rFonts w:hint="eastAsia"/>
         </w:rPr>
-        <w:lastRenderedPageBreak/>
         <w:t>고정길이코드: 아스키코드</w:t>
       </w:r>
       <w:r>
@@ -503,11 +608,6 @@
     </w:p>
     <w:p/>
     <w:p>
-      <w:pPr>
-        <w:rPr>
-          <w:rFonts w:hint="eastAsia"/>
-        </w:rPr>
-      </w:pPr>
       <w:r>
         <w:rPr>
           <w:rFonts w:hint="eastAsia"/>
@@ -569,11 +669,6 @@
       </w:r>
     </w:p>
     <w:p>
-      <w:pPr>
-        <w:rPr>
-          <w:rFonts w:hint="eastAsia"/>
-        </w:rPr>
-      </w:pPr>
       <w:proofErr w:type="spellStart"/>
       <w:r>
         <w:rPr>
@@ -616,13 +711,7 @@
         <w:t>= 0-01)이 생길 수 있음 근데 전치코드(prefix code)가 이를 해결</w:t>
       </w:r>
     </w:p>
-    <w:p>
-      <w:pPr>
-        <w:rPr>
-          <w:rFonts w:hint="eastAsia"/>
-        </w:rPr>
-      </w:pPr>
-    </w:p>
+    <w:p/>
     <w:p>
       <w:proofErr w:type="spellStart"/>
       <w:r>
@@ -754,9 +843,6 @@
           <w:ilvl w:val="0"/>
           <w:numId w:val="2"/>
         </w:numPr>
-        <w:rPr>
-          <w:rFonts w:hint="eastAsia"/>
-        </w:rPr>
       </w:pPr>
       <w:r>
         <w:rPr>
@@ -791,25 +877,16 @@
       </w:r>
     </w:p>
     <w:p>
-      <w:pPr>
-        <w:rPr>
-          <w:rFonts w:hint="eastAsia"/>
-        </w:rPr>
-      </w:pPr>
       <w:r>
         <w:t>D: 1</w:t>
       </w:r>
     </w:p>
     <w:p>
-      <w:pPr>
-        <w:rPr>
-          <w:rFonts w:hint="eastAsia"/>
-        </w:rPr>
-      </w:pPr>
-      <w:r>
-        <w:rPr>
-          <w:rFonts w:hint="eastAsia"/>
-        </w:rPr>
+      <w:r>
+        <w:rPr>
+          <w:rFonts w:hint="eastAsia"/>
+        </w:rPr>
+        <w:lastRenderedPageBreak/>
         <w:t>등장횟수 =&gt; 가중치</w:t>
       </w:r>
     </w:p>
@@ -964,7 +1041,6 @@
         </w:numPr>
       </w:pPr>
       <w:r>
-        <w:lastRenderedPageBreak/>
         <w:t>꺼냄: B(2) + CD(2)</w:t>
       </w:r>
       <w:r>
@@ -981,9 +1057,6 @@
           <w:ilvl w:val="0"/>
           <w:numId w:val="5"/>
         </w:numPr>
-        <w:rPr>
-          <w:rFonts w:hint="eastAsia"/>
-        </w:rPr>
       </w:pPr>
       <w:r>
         <w:t>병합 노드: BCD(4)</w:t>
@@ -1158,9 +1231,6 @@
       <w:pPr>
         <w:pStyle w:val="a6"/>
         <w:ind w:left="440"/>
-        <w:rPr>
-          <w:rFonts w:hint="eastAsia"/>
-        </w:rPr>
       </w:pPr>
       <w:r>
         <w:t xml:space="preserve">         /    </w:t>
@@ -1201,9 +1271,6 @@
       <w:pPr>
         <w:pStyle w:val="a6"/>
         <w:ind w:left="440"/>
-        <w:rPr>
-          <w:rFonts w:hint="eastAsia"/>
-        </w:rPr>
       </w:pPr>
       <w:r>
         <w:t xml:space="preserve">             /   </w:t>
@@ -1244,9 +1311,6 @@
       <w:pPr>
         <w:pStyle w:val="a6"/>
         <w:ind w:left="440"/>
-        <w:rPr>
-          <w:rFonts w:hint="eastAsia"/>
-        </w:rPr>
       </w:pPr>
       <w:r>
         <w:t xml:space="preserve">                /   </w:t>
@@ -1287,9 +1351,6 @@
       <w:pPr>
         <w:pStyle w:val="a6"/>
         <w:ind w:left="440"/>
-        <w:rPr>
-          <w:rFonts w:hint="eastAsia"/>
-        </w:rPr>
       </w:pPr>
       <w:r>
         <w:t xml:space="preserve">                    /  </w:t>
@@ -1327,12 +1388,11 @@
       </w:r>
     </w:p>
     <w:p>
-      <w:pPr>
-        <w:rPr>
-          <w:rFonts w:hint="eastAsia"/>
-        </w:rPr>
-      </w:pPr>
-      <w:r>
+      <w:r>
+        <w:rPr>
+          <w:noProof/>
+        </w:rPr>
+        <w:lastRenderedPageBreak/>
         <w:drawing>
           <wp:inline distT="0" distB="0" distL="0" distR="0" wp14:anchorId="3A63C400" wp14:editId="4FF62896">
             <wp:extent cx="2751834" cy="1436914"/>
@@ -1349,7 +1409,7 @@
                     <pic:cNvPicPr/>
                   </pic:nvPicPr>
                   <pic:blipFill rotWithShape="1">
-                    <a:blip r:embed="rId7"/>
+                    <a:blip r:embed="rId9"/>
                     <a:srcRect l="5986" t="7928"/>
                     <a:stretch/>
                   </pic:blipFill>
@@ -1479,9 +1539,6 @@
       <w:pPr>
         <w:pStyle w:val="a6"/>
         <w:ind w:left="440"/>
-        <w:rPr>
-          <w:rFonts w:hint="eastAsia"/>
-        </w:rPr>
       </w:pPr>
       <w:r>
         <w:rPr>
@@ -1648,11 +1705,6 @@
       </w:r>
     </w:p>
     <w:p>
-      <w:pPr>
-        <w:rPr>
-          <w:rFonts w:hint="eastAsia"/>
-        </w:rPr>
-      </w:pPr>
       <w:r>
         <w:rPr>
           <w:rFonts w:hint="eastAsia"/>
@@ -1660,13 +1712,7 @@
         <w:t>장점: 가변적인 길이, 빈도 기반 최적화 구조 =&gt; 최소 평균길이에 도달됨, 데이터손실 및 디코딩 충돌 없음</w:t>
       </w:r>
     </w:p>
-    <w:p>
-      <w:pPr>
-        <w:rPr>
-          <w:rFonts w:hint="eastAsia"/>
-        </w:rPr>
-      </w:pPr>
-    </w:p>
+    <w:p/>
     <w:p>
       <w:r>
         <w:rPr>
@@ -1691,6 +1737,9 @@
     </w:p>
     <w:p>
       <w:r>
+        <w:rPr>
+          <w:noProof/>
+        </w:rPr>
         <w:drawing>
           <wp:inline distT="0" distB="0" distL="0" distR="0" wp14:anchorId="4496E016" wp14:editId="46EB29DF">
             <wp:extent cx="5731510" cy="2336165"/>
@@ -1707,7 +1756,7 @@
                     <pic:cNvPicPr/>
                   </pic:nvPicPr>
                   <pic:blipFill>
-                    <a:blip r:embed="rId8"/>
+                    <a:blip r:embed="rId10"/>
                     <a:stretch>
                       <a:fillRect/>
                     </a:stretch>
@@ -1737,7 +1786,6 @@
         <w:autoSpaceDE/>
         <w:autoSpaceDN/>
         <w:rPr>
-          <w:rFonts w:hint="eastAsia"/>
           <w:sz w:val="24"/>
           <w:szCs w:val="28"/>
         </w:rPr>
@@ -1796,11 +1844,6 @@
       </w:r>
     </w:p>
     <w:p>
-      <w:pPr>
-        <w:rPr>
-          <w:rFonts w:hint="eastAsia"/>
-        </w:rPr>
-      </w:pPr>
       <w:r>
         <w:rPr>
           <w:rFonts w:hint="eastAsia"/>
@@ -1817,11 +1860,6 @@
       </w:r>
     </w:p>
     <w:p>
-      <w:pPr>
-        <w:rPr>
-          <w:rFonts w:hint="eastAsia"/>
-        </w:rPr>
-      </w:pPr>
       <w:r>
         <w:t xml:space="preserve">         /    </w:t>
       </w:r>
@@ -1860,11 +1898,6 @@
       </w:r>
     </w:p>
     <w:p>
-      <w:pPr>
-        <w:rPr>
-          <w:rFonts w:hint="eastAsia"/>
-        </w:rPr>
-      </w:pPr>
       <w:r>
         <w:t xml:space="preserve">         </w:t>
       </w:r>
@@ -1913,11 +1946,6 @@
       </w:r>
     </w:p>
     <w:p>
-      <w:pPr>
-        <w:rPr>
-          <w:rFonts w:hint="eastAsia"/>
-        </w:rPr>
-      </w:pPr>
       <w:r>
         <w:t xml:space="preserve">              /  </w:t>
       </w:r>
@@ -2012,11 +2040,6 @@
       </w:r>
     </w:p>
     <w:p>
-      <w:pPr>
-        <w:rPr>
-          <w:rFonts w:hint="eastAsia"/>
-        </w:rPr>
-      </w:pPr>
       <w:r>
         <w:rPr>
           <w:rFonts w:hint="eastAsia"/>
@@ -2032,6 +2055,56 @@
     </w:sectPr>
   </w:body>
 </w:document>
+</file>
+
+<file path=word/endnotes.xml><?xml version="1.0" encoding="utf-8"?>
+<w:endnotes xmlns:wpc="http://schemas.microsoft.com/office/word/2010/wordprocessingCanvas" xmlns:cx="http://schemas.microsoft.com/office/drawing/2014/chartex" xmlns:cx1="http://schemas.microsoft.com/office/drawing/2015/9/8/chartex" xmlns:cx2="http://schemas.microsoft.com/office/drawing/2015/10/21/chartex" xmlns:cx3="http://schemas.microsoft.com/office/drawing/2016/5/9/chartex" xmlns:cx4="http://schemas.microsoft.com/office/drawing/2016/5/10/chartex" xmlns:cx5="http://schemas.microsoft.com/office/drawing/2016/5/11/chartex" xmlns:cx6="http://schemas.microsoft.com/office/drawing/2016/5/12/chartex" xmlns:cx7="http://schemas.microsoft.com/office/drawing/2016/5/13/chartex" xmlns:cx8="http://schemas.microsoft.com/office/drawing/2016/5/14/chartex" xmlns:mc="http://schemas.openxmlformats.org/markup-compatibility/2006" xmlns:aink="http://schemas.microsoft.com/office/drawing/2016/ink" xmlns:am3d="http://schemas.microsoft.com/office/drawing/2017/model3d" xmlns:o="urn:schemas-microsoft-com:office:office" xmlns:oel="http://schemas.microsoft.com/office/2019/extlst" xmlns:r="http://schemas.openxmlformats.org/officeDocument/2006/relationships" xmlns:m="http://schemas.openxmlformats.org/officeDocument/2006/math" xmlns:v="urn:schemas-microsoft-com:vml" xmlns:wp14="http://schemas.microsoft.com/office/word/2010/wordprocessingDrawing" xmlns:wp="http://schemas.openxmlformats.org/drawingml/2006/wordprocessingDrawing" xmlns:w10="urn:schemas-microsoft-com:office:word" xmlns:w="http://schemas.openxmlformats.org/wordprocessingml/2006/main" xmlns:w14="http://schemas.microsoft.com/office/word/2010/wordml" xmlns:w15="http://schemas.microsoft.com/office/word/2012/wordml" xmlns:w16cex="http://schemas.microsoft.com/office/word/2018/wordml/cex" xmlns:w16cid="http://schemas.microsoft.com/office/word/2016/wordml/cid" xmlns:w16="http://schemas.microsoft.com/office/word/2018/wordml" xmlns:w16du="http://schemas.microsoft.com/office/word/2023/wordml/word16du" xmlns:w16sdtdh="http://schemas.microsoft.com/office/word/2020/wordml/sdtdatahash" xmlns:w16sdtfl="http://schemas.microsoft.com/office/word/2024/wordml/sdtformatlock" xmlns:w16se="http://schemas.microsoft.com/office/word/2015/wordml/symex" xmlns:wpg="http://schemas.microsoft.com/office/word/2010/wordprocessingGroup" xmlns:wpi="http://schemas.microsoft.com/office/word/2010/wordprocessingInk" xmlns:wne="http://schemas.microsoft.com/office/word/2006/wordml" xmlns:wps="http://schemas.microsoft.com/office/word/2010/wordprocessingShape" mc:Ignorable="w14 w15 w16se w16cid w16 w16cex w16sdtdh w16sdtfl w16du wp14">
+  <w:endnote w:type="separator" w:id="-1">
+    <w:p>
+      <w:pPr>
+        <w:spacing w:after="0"/>
+      </w:pPr>
+      <w:r>
+        <w:separator/>
+      </w:r>
+    </w:p>
+  </w:endnote>
+  <w:endnote w:type="continuationSeparator" w:id="0">
+    <w:p>
+      <w:pPr>
+        <w:spacing w:after="0"/>
+      </w:pPr>
+      <w:r>
+        <w:continuationSeparator/>
+      </w:r>
+    </w:p>
+  </w:endnote>
+</w:endnotes>
+</file>
+
+<file path=word/footnotes.xml><?xml version="1.0" encoding="utf-8"?>
+<w:footnotes xmlns:wpc="http://schemas.microsoft.com/office/word/2010/wordprocessingCanvas" xmlns:cx="http://schemas.microsoft.com/office/drawing/2014/chartex" xmlns:cx1="http://schemas.microsoft.com/office/drawing/2015/9/8/chartex" xmlns:cx2="http://schemas.microsoft.com/office/drawing/2015/10/21/chartex" xmlns:cx3="http://schemas.microsoft.com/office/drawing/2016/5/9/chartex" xmlns:cx4="http://schemas.microsoft.com/office/drawing/2016/5/10/chartex" xmlns:cx5="http://schemas.microsoft.com/office/drawing/2016/5/11/chartex" xmlns:cx6="http://schemas.microsoft.com/office/drawing/2016/5/12/chartex" xmlns:cx7="http://schemas.microsoft.com/office/drawing/2016/5/13/chartex" xmlns:cx8="http://schemas.microsoft.com/office/drawing/2016/5/14/chartex" xmlns:mc="http://schemas.openxmlformats.org/markup-compatibility/2006" xmlns:aink="http://schemas.microsoft.com/office/drawing/2016/ink" xmlns:am3d="http://schemas.microsoft.com/office/drawing/2017/model3d" xmlns:o="urn:schemas-microsoft-com:office:office" xmlns:oel="http://schemas.microsoft.com/office/2019/extlst" xmlns:r="http://schemas.openxmlformats.org/officeDocument/2006/relationships" xmlns:m="http://schemas.openxmlformats.org/officeDocument/2006/math" xmlns:v="urn:schemas-microsoft-com:vml" xmlns:wp14="http://schemas.microsoft.com/office/word/2010/wordprocessingDrawing" xmlns:wp="http://schemas.openxmlformats.org/drawingml/2006/wordprocessingDrawing" xmlns:w10="urn:schemas-microsoft-com:office:word" xmlns:w="http://schemas.openxmlformats.org/wordprocessingml/2006/main" xmlns:w14="http://schemas.microsoft.com/office/word/2010/wordml" xmlns:w15="http://schemas.microsoft.com/office/word/2012/wordml" xmlns:w16cex="http://schemas.microsoft.com/office/word/2018/wordml/cex" xmlns:w16cid="http://schemas.microsoft.com/office/word/2016/wordml/cid" xmlns:w16="http://schemas.microsoft.com/office/word/2018/wordml" xmlns:w16du="http://schemas.microsoft.com/office/word/2023/wordml/word16du" xmlns:w16sdtdh="http://schemas.microsoft.com/office/word/2020/wordml/sdtdatahash" xmlns:w16sdtfl="http://schemas.microsoft.com/office/word/2024/wordml/sdtformatlock" xmlns:w16se="http://schemas.microsoft.com/office/word/2015/wordml/symex" xmlns:wpg="http://schemas.microsoft.com/office/word/2010/wordprocessingGroup" xmlns:wpi="http://schemas.microsoft.com/office/word/2010/wordprocessingInk" xmlns:wne="http://schemas.microsoft.com/office/word/2006/wordml" xmlns:wps="http://schemas.microsoft.com/office/word/2010/wordprocessingShape" mc:Ignorable="w14 w15 w16se w16cid w16 w16cex w16sdtdh w16sdtfl w16du wp14">
+  <w:footnote w:type="separator" w:id="-1">
+    <w:p>
+      <w:pPr>
+        <w:spacing w:after="0"/>
+      </w:pPr>
+      <w:r>
+        <w:separator/>
+      </w:r>
+    </w:p>
+  </w:footnote>
+  <w:footnote w:type="continuationSeparator" w:id="0">
+    <w:p>
+      <w:pPr>
+        <w:spacing w:after="0"/>
+      </w:pPr>
+      <w:r>
+        <w:continuationSeparator/>
+      </w:r>
+    </w:p>
+  </w:footnote>
+</w:footnotes>
 </file>
 
 <file path=word/numbering.xml><?xml version="1.0" encoding="utf-8"?>
@@ -3862,6 +3935,50 @@
       <w:spacing w:val="5"/>
     </w:rPr>
   </w:style>
+  <w:style w:type="paragraph" w:styleId="aa">
+    <w:name w:val="header"/>
+    <w:basedOn w:val="a"/>
+    <w:link w:val="Char3"/>
+    <w:uiPriority w:val="99"/>
+    <w:unhideWhenUsed/>
+    <w:rsid w:val="00F80FFE"/>
+    <w:pPr>
+      <w:tabs>
+        <w:tab w:val="center" w:pos="4513"/>
+        <w:tab w:val="right" w:pos="9026"/>
+      </w:tabs>
+      <w:snapToGrid w:val="0"/>
+    </w:pPr>
+  </w:style>
+  <w:style w:type="character" w:customStyle="1" w:styleId="Char3">
+    <w:name w:val="머리글 Char"/>
+    <w:basedOn w:val="a0"/>
+    <w:link w:val="aa"/>
+    <w:uiPriority w:val="99"/>
+    <w:rsid w:val="00F80FFE"/>
+  </w:style>
+  <w:style w:type="paragraph" w:styleId="ab">
+    <w:name w:val="footer"/>
+    <w:basedOn w:val="a"/>
+    <w:link w:val="Char4"/>
+    <w:uiPriority w:val="99"/>
+    <w:unhideWhenUsed/>
+    <w:rsid w:val="00F80FFE"/>
+    <w:pPr>
+      <w:tabs>
+        <w:tab w:val="center" w:pos="4513"/>
+        <w:tab w:val="right" w:pos="9026"/>
+      </w:tabs>
+      <w:snapToGrid w:val="0"/>
+    </w:pPr>
+  </w:style>
+  <w:style w:type="character" w:customStyle="1" w:styleId="Char4">
+    <w:name w:val="바닥글 Char"/>
+    <w:basedOn w:val="a0"/>
+    <w:link w:val="ab"/>
+    <w:uiPriority w:val="99"/>
+    <w:rsid w:val="00F80FFE"/>
+  </w:style>
 </w:styles>
 </file>
 
